--- a/lessions/0002_5.docx
+++ b/lessions/0002_5.docx
@@ -141,7 +141,16 @@
     <w:p>
       <w:r>
         <w:tab/>
-        <w:t>What do yuou do? (Bạn làm nghề gì?)</w:t>
+        <w:t>What do y</w:t>
+      </w:r>
+      <w:r>
+        <w:t>ou</w:t>
+      </w:r>
+      <w:r>
+        <w:t>r</w:t>
+      </w:r>
+      <w:r>
+        <w:t xml:space="preserve"> do? (Bạn làm nghề gì?)</w:t>
       </w:r>
     </w:p>
     <w:p>
